--- a/c12/lab 3 limit range admission controller.docx
+++ b/c12/lab 3 limit range admission controller.docx
@@ -21,29 +21,7 @@
           <w:highlight w:val="yellow"/>
           <w:u w:val="single"/>
         </w:rPr>
-        <w:t xml:space="preserve">Lab </w:t>
-      </w:r>
-      <w:r>
-        <w:rPr>
-          <w:b/>
-          <w:bCs/>
-          <w:i/>
-          <w:iCs/>
-          <w:highlight w:val="yellow"/>
-          <w:u w:val="single"/>
-        </w:rPr>
-        <w:t>3</w:t>
-      </w:r>
-      <w:r>
-        <w:rPr>
-          <w:b/>
-          <w:bCs/>
-          <w:i/>
-          <w:iCs/>
-          <w:highlight w:val="yellow"/>
-          <w:u w:val="single"/>
-        </w:rPr>
-        <w:t xml:space="preserve">: </w:t>
+        <w:t xml:space="preserve">Lab 3: </w:t>
       </w:r>
       <w:proofErr w:type="spellStart"/>
       <w:r>
@@ -124,7 +102,21 @@
         </w:pBdr>
       </w:pPr>
     </w:p>
-    <w:p/>
+    <w:p>
+      <w:r>
+        <w:t xml:space="preserve">nano </w:t>
+      </w:r>
+      <w:proofErr w:type="spellStart"/>
+      <w:proofErr w:type="gramStart"/>
+      <w:r>
+        <w:t>limitrange</w:t>
+      </w:r>
+      <w:r>
+        <w:t>.yaml</w:t>
+      </w:r>
+      <w:proofErr w:type="spellEnd"/>
+      <w:proofErr w:type="gramEnd"/>
+    </w:p>
     <w:p>
       <w:pPr>
         <w:rPr>
@@ -278,6 +270,12 @@
       </w:r>
       <w:proofErr w:type="spellEnd"/>
       <w:proofErr w:type="gramEnd"/>
+      <w:r>
+        <w:t xml:space="preserve"> -n </w:t>
+      </w:r>
+      <w:r>
+        <w:t>limit-demo</w:t>
+      </w:r>
     </w:p>
     <w:p>
       <w:pPr>
@@ -295,6 +293,30 @@
       </w:r>
     </w:p>
     <w:p>
+      <w:pPr>
+        <w:rPr>
+          <w:b/>
+          <w:bCs/>
+        </w:rPr>
+      </w:pPr>
+      <w:r>
+        <w:rPr>
+          <w:b/>
+          <w:bCs/>
+        </w:rPr>
+        <w:t xml:space="preserve">nano </w:t>
+      </w:r>
+      <w:proofErr w:type="spellStart"/>
+      <w:r>
+        <w:rPr>
+          <w:b/>
+          <w:bCs/>
+        </w:rPr>
+        <w:t>poodd.yml</w:t>
+      </w:r>
+      <w:proofErr w:type="spellEnd"/>
+    </w:p>
+    <w:p>
       <w:proofErr w:type="spellStart"/>
       <w:r>
         <w:t>apiVersion</w:t>
@@ -345,6 +367,12 @@
       </w:r>
     </w:p>
     <w:p>
+      <w:pPr>
+        <w:rPr>
+          <w:b/>
+          <w:bCs/>
+        </w:rPr>
+      </w:pPr>
       <w:proofErr w:type="spellStart"/>
       <w:r>
         <w:t>kubectl</w:t>
@@ -354,12 +382,27 @@
         <w:t xml:space="preserve"> apply -f </w:t>
       </w:r>
       <w:proofErr w:type="spellStart"/>
-      <w:proofErr w:type="gramStart"/>
-      <w:r>
-        <w:t>pod.yaml</w:t>
-      </w:r>
-      <w:proofErr w:type="spellEnd"/>
-      <w:proofErr w:type="gramEnd"/>
+      <w:r>
+        <w:rPr>
+          <w:b/>
+          <w:bCs/>
+        </w:rPr>
+        <w:t>poodd.yml</w:t>
+      </w:r>
+      <w:proofErr w:type="spellEnd"/>
+      <w:r>
+        <w:rPr>
+          <w:b/>
+          <w:bCs/>
+        </w:rPr>
+        <w:t xml:space="preserve"> </w:t>
+      </w:r>
+      <w:r>
+        <w:t xml:space="preserve">-n </w:t>
+      </w:r>
+      <w:r>
+        <w:t>limit-demo</w:t>
+      </w:r>
     </w:p>
     <w:p>
       <w:pPr>
@@ -1121,6 +1164,7 @@
   <w:style w:type="character" w:default="1" w:styleId="DefaultParagraphFont">
     <w:name w:val="Default Paragraph Font"/>
     <w:uiPriority w:val="1"/>
+    <w:semiHidden/>
     <w:unhideWhenUsed/>
   </w:style>
   <w:style w:type="table" w:default="1" w:styleId="TableNormal">
